--- a/TechPub/Data.docx
+++ b/TechPub/Data.docx
@@ -4,11 +4,26 @@
   <w:body>
     <w:p>
       <w:r>
-        <w:t>Compare madcap and framemaker</w:t>
+        <w:rPr>
+          <w:highlight w:val="yellow"/>
+        </w:rPr>
+        <w:t xml:space="preserve">Compare madcap and </w:t>
       </w:r>
+      <w:proofErr w:type="spellStart"/>
+      <w:r>
+        <w:rPr>
+          <w:highlight w:val="yellow"/>
+        </w:rPr>
+        <w:t>framemaker</w:t>
+      </w:r>
+      <w:proofErr w:type="spellEnd"/>
     </w:p>
-    <w:p/>
     <w:p>
+      <w:pPr>
+        <w:rPr>
+          <w:rStyle w:val="Hyperlink"/>
+        </w:rPr>
+      </w:pPr>
       <w:hyperlink r:id="rId4" w:history="1">
         <w:r>
           <w:rPr>
@@ -18,7 +33,101 @@
         </w:r>
       </w:hyperlink>
     </w:p>
+    <w:p>
+      <w:pPr>
+        <w:rPr>
+          <w:rStyle w:val="Hyperlink"/>
+        </w:rPr>
+      </w:pPr>
+    </w:p>
+    <w:p>
+      <w:pPr>
+        <w:rPr>
+          <w:rStyle w:val="Hyperlink"/>
+          <w:b/>
+          <w:bCs/>
+        </w:rPr>
+      </w:pPr>
+      <w:r>
+        <w:rPr>
+          <w:rStyle w:val="Hyperlink"/>
+          <w:b/>
+          <w:bCs/>
+          <w:highlight w:val="yellow"/>
+        </w:rPr>
+        <w:t xml:space="preserve">link to download </w:t>
+      </w:r>
+      <w:proofErr w:type="gramStart"/>
+      <w:r>
+        <w:rPr>
+          <w:rStyle w:val="Hyperlink"/>
+          <w:b/>
+          <w:bCs/>
+          <w:highlight w:val="yellow"/>
+        </w:rPr>
+        <w:t>frame  maker</w:t>
+      </w:r>
+      <w:proofErr w:type="gramEnd"/>
+      <w:r>
+        <w:rPr>
+          <w:rStyle w:val="Hyperlink"/>
+          <w:b/>
+          <w:bCs/>
+          <w:highlight w:val="yellow"/>
+        </w:rPr>
+        <w:t xml:space="preserve"> 2019</w:t>
+      </w:r>
+    </w:p>
+    <w:p>
+      <w:hyperlink r:id="rId5" w:history="1">
+        <w:r>
+          <w:rPr>
+            <w:rStyle w:val="Hyperlink"/>
+          </w:rPr>
+          <w:t>https://9saves.com/eybs3nzhkc2a/Softprober.com_Adobe_FrameMaker_2019_15.0.8.979_64.rar.html</w:t>
+        </w:r>
+      </w:hyperlink>
+    </w:p>
+    <w:p>
+      <w:hyperlink r:id="rId6" w:history="1">
+        <w:r>
+          <w:rPr>
+            <w:rStyle w:val="Hyperlink"/>
+          </w:rPr>
+          <w:t>https://softprober.com/design/adobe-framemaker-2020-free-download/</w:t>
+        </w:r>
+      </w:hyperlink>
+    </w:p>
     <w:p/>
+    <w:p>
+      <w:pPr>
+        <w:rPr>
+          <w:b/>
+          <w:bCs/>
+        </w:rPr>
+      </w:pPr>
+      <w:r>
+        <w:rPr>
+          <w:b/>
+          <w:bCs/>
+        </w:rPr>
+        <w:t xml:space="preserve">online free course on </w:t>
+      </w:r>
+      <w:proofErr w:type="spellStart"/>
+      <w:r>
+        <w:rPr>
+          <w:b/>
+          <w:bCs/>
+        </w:rPr>
+        <w:t>frameMaker</w:t>
+      </w:r>
+      <w:proofErr w:type="spellEnd"/>
+    </w:p>
+    <w:p>
+      <w:r>
+        <w:t>https://cpcontents.adobe.com/public/newlearner/newlearner_99687920.html?i_qp_user_id=23636278&amp;accountId=97540#/course/2197823/overview?ci_id=2469818</w:t>
+      </w:r>
+    </w:p>
     <w:p/>
     <w:sectPr>
       <w:pgSz w:w="12240" w:h="15840"/>

--- a/TechPub/Data.docx
+++ b/TechPub/Data.docx
@@ -3,20 +3,45 @@
 <w:document xmlns:wpc="http://schemas.microsoft.com/office/word/2010/wordprocessingCanvas" xmlns:cx="http://schemas.microsoft.com/office/drawing/2014/chartex" xmlns:cx1="http://schemas.microsoft.com/office/drawing/2015/9/8/chartex" xmlns:cx2="http://schemas.microsoft.com/office/drawing/2015/10/21/chartex" xmlns:cx3="http://schemas.microsoft.com/office/drawing/2016/5/9/chartex" xmlns:cx4="http://schemas.microsoft.com/office/drawing/2016/5/10/chartex" xmlns:cx5="http://schemas.microsoft.com/office/drawing/2016/5/11/chartex" xmlns:cx6="http://schemas.microsoft.com/office/drawing/2016/5/12/chartex" xmlns:cx7="http://schemas.microsoft.com/office/drawing/2016/5/13/chartex" xmlns:cx8="http://schemas.microsoft.com/office/drawing/2016/5/14/chartex" xmlns:mc="http://schemas.openxmlformats.org/markup-compatibility/2006" xmlns:aink="http://schemas.microsoft.com/office/drawing/2016/ink" xmlns:am3d="http://schemas.microsoft.com/office/drawing/2017/model3d" xmlns:o="urn:schemas-microsoft-com:office:office" xmlns:oel="http://schemas.microsoft.com/office/2019/extlst" xmlns:r="http://schemas.openxmlformats.org/officeDocument/2006/relationships" xmlns:m="http://schemas.openxmlformats.org/officeDocument/2006/math" xmlns:v="urn:schemas-microsoft-com:vml" xmlns:wp14="http://schemas.microsoft.com/office/word/2010/wordprocessingDrawing" xmlns:wp="http://schemas.openxmlformats.org/drawingml/2006/wordprocessingDrawing" xmlns:w10="urn:schemas-microsoft-com:office:word" xmlns:w="http://schemas.openxmlformats.org/wordprocessingml/2006/main" xmlns:w14="http://schemas.microsoft.com/office/word/2010/wordml" xmlns:w15="http://schemas.microsoft.com/office/word/2012/wordml" xmlns:w16cex="http://schemas.microsoft.com/office/word/2018/wordml/cex" xmlns:w16cid="http://schemas.microsoft.com/office/word/2016/wordml/cid" xmlns:w16="http://schemas.microsoft.com/office/word/2018/wordml" xmlns:w16sdtdh="http://schemas.microsoft.com/office/word/2020/wordml/sdtdatahash" xmlns:w16se="http://schemas.microsoft.com/office/word/2015/wordml/symex" xmlns:wpg="http://schemas.microsoft.com/office/word/2010/wordprocessingGroup" xmlns:wpi="http://schemas.microsoft.com/office/word/2010/wordprocessingInk" xmlns:wne="http://schemas.microsoft.com/office/word/2006/wordml" xmlns:wps="http://schemas.microsoft.com/office/word/2010/wordprocessingShape" mc:Ignorable="w14 w15 w16se w16cid w16 w16cex w16sdtdh wp14">
   <w:body>
     <w:p>
+      <w:pPr>
+        <w:rPr>
+          <w:highlight w:val="yellow"/>
+        </w:rPr>
+      </w:pPr>
       <w:r>
         <w:rPr>
           <w:highlight w:val="yellow"/>
         </w:rPr>
-        <w:t xml:space="preserve">Compare madcap and </w:t>
+        <w:t>Tools:</w:t>
       </w:r>
-      <w:proofErr w:type="spellStart"/>
+    </w:p>
+    <w:p>
+      <w:pPr>
+        <w:rPr>
+          <w:highlight w:val="yellow"/>
+        </w:rPr>
+      </w:pPr>
       <w:r>
         <w:rPr>
           <w:highlight w:val="yellow"/>
         </w:rPr>
-        <w:t>framemaker</w:t>
+        <w:t>Rapid Author, Docuneering, Frame maker, Mad cap</w:t>
       </w:r>
-      <w:proofErr w:type="spellEnd"/>
+    </w:p>
+    <w:p>
+      <w:pPr>
+        <w:rPr>
+          <w:highlight w:val="yellow"/>
+        </w:rPr>
+      </w:pPr>
+    </w:p>
+    <w:p>
+      <w:r>
+        <w:rPr>
+          <w:highlight w:val="yellow"/>
+        </w:rPr>
+        <w:t>Compare madcap and framemaker</w:t>
+      </w:r>
     </w:p>
     <w:p>
       <w:pPr>
@@ -55,27 +80,7 @@
           <w:bCs/>
           <w:highlight w:val="yellow"/>
         </w:rPr>
-        <w:t xml:space="preserve">link to download </w:t>
-      </w:r>
-      <w:proofErr w:type="gramStart"/>
-      <w:r>
-        <w:rPr>
-          <w:rStyle w:val="Hyperlink"/>
-          <w:b/>
-          <w:bCs/>
-          <w:highlight w:val="yellow"/>
-        </w:rPr>
-        <w:t>frame  maker</w:t>
-      </w:r>
-      <w:proofErr w:type="gramEnd"/>
-      <w:r>
-        <w:rPr>
-          <w:rStyle w:val="Hyperlink"/>
-          <w:b/>
-          <w:bCs/>
-          <w:highlight w:val="yellow"/>
-        </w:rPr>
-        <w:t xml:space="preserve"> 2019</w:t>
+        <w:t>link to download frame  maker 2019</w:t>
       </w:r>
     </w:p>
     <w:p>
@@ -111,17 +116,8 @@
           <w:b/>
           <w:bCs/>
         </w:rPr>
-        <w:t xml:space="preserve">online free course on </w:t>
+        <w:t>online free course on frameMaker</w:t>
       </w:r>
-      <w:proofErr w:type="spellStart"/>
-      <w:r>
-        <w:rPr>
-          <w:b/>
-          <w:bCs/>
-        </w:rPr>
-        <w:t>frameMaker</w:t>
-      </w:r>
-      <w:proofErr w:type="spellEnd"/>
     </w:p>
     <w:p>
       <w:r>

--- a/TechPub/Data.docx
+++ b/TechPub/Data.docx
@@ -5,27 +5,31 @@
     <w:p>
       <w:pPr>
         <w:rPr>
+          <w:b/>
+          <w:bCs/>
           <w:highlight w:val="yellow"/>
         </w:rPr>
       </w:pPr>
       <w:r>
         <w:rPr>
+          <w:b/>
+          <w:bCs/>
           <w:highlight w:val="yellow"/>
         </w:rPr>
         <w:t>Tools:</w:t>
       </w:r>
     </w:p>
     <w:p>
-      <w:pPr>
-        <w:rPr>
-          <w:highlight w:val="yellow"/>
-        </w:rPr>
-      </w:pPr>
       <w:r>
-        <w:rPr>
-          <w:highlight w:val="yellow"/>
-        </w:rPr>
-        <w:t>Rapid Author, Docuneering, Frame maker, Mad cap</w:t>
+        <w:t xml:space="preserve">Rapid Author, </w:t>
+      </w:r>
+      <w:proofErr w:type="spellStart"/>
+      <w:r>
+        <w:t>Docuneering</w:t>
+      </w:r>
+      <w:proofErr w:type="spellEnd"/>
+      <w:r>
+        <w:t>, Frame maker, Mad cap</w:t>
       </w:r>
     </w:p>
     <w:p>
@@ -40,8 +44,18 @@
         <w:rPr>
           <w:highlight w:val="yellow"/>
         </w:rPr>
-        <w:t>Compare madcap and framemaker</w:t>
+        <w:t xml:space="preserve">Compare madcap and </w:t>
       </w:r>
+      <w:proofErr w:type="spellStart"/>
+      <w:proofErr w:type="gramStart"/>
+      <w:r>
+        <w:rPr>
+          <w:highlight w:val="yellow"/>
+        </w:rPr>
+        <w:t>framemaker</w:t>
+      </w:r>
+      <w:proofErr w:type="spellEnd"/>
+      <w:proofErr w:type="gramEnd"/>
     </w:p>
     <w:p>
       <w:pPr>
@@ -80,7 +94,27 @@
           <w:bCs/>
           <w:highlight w:val="yellow"/>
         </w:rPr>
-        <w:t>link to download frame  maker 2019</w:t>
+        <w:t xml:space="preserve">link to download </w:t>
+      </w:r>
+      <w:proofErr w:type="gramStart"/>
+      <w:r>
+        <w:rPr>
+          <w:rStyle w:val="Hyperlink"/>
+          <w:b/>
+          <w:bCs/>
+          <w:highlight w:val="yellow"/>
+        </w:rPr>
+        <w:t>frame  maker</w:t>
+      </w:r>
+      <w:proofErr w:type="gramEnd"/>
+      <w:r>
+        <w:rPr>
+          <w:rStyle w:val="Hyperlink"/>
+          <w:b/>
+          <w:bCs/>
+          <w:highlight w:val="yellow"/>
+        </w:rPr>
+        <w:t xml:space="preserve"> 2019</w:t>
       </w:r>
     </w:p>
     <w:p>
@@ -116,8 +150,17 @@
           <w:b/>
           <w:bCs/>
         </w:rPr>
-        <w:t>online free course on frameMaker</w:t>
+        <w:t xml:space="preserve">online free course on </w:t>
       </w:r>
+      <w:proofErr w:type="spellStart"/>
+      <w:r>
+        <w:rPr>
+          <w:b/>
+          <w:bCs/>
+        </w:rPr>
+        <w:t>frameMaker</w:t>
+      </w:r>
+      <w:proofErr w:type="spellEnd"/>
     </w:p>
     <w:p>
       <w:r>
